--- a/docs/interviews/2026-08-21 Henrik Sole, what I do with them.docx
+++ b/docs/interviews/2026-08-21 Henrik Sole, what I do with them.docx
@@ -12,12 +12,12 @@
     </w:p>
     <w:p>
       <w:r>
-        <w:t>Who: Henrik Sole (P-HEN), Finance Analyst. He reads the packs; he does not make them.</w:t>
+        <w:t>Who: Henrik Sole (Henrik Sole), Finance Analyst. He reads the packs; he does not make them.</w:t>
       </w:r>
     </w:p>
     <w:p>
       <w:r>
-        <w:t>Interviewer: Mei Tan (P-MEI), Head of Engineering.</w:t>
+        <w:t>Interviewer: Mei Tan (Mei Tan), Head of Engineering.</w:t>
       </w:r>
     </w:p>
     <w:p>
@@ -132,7 +132,7 @@
     </w:p>
     <w:p>
       <w:r>
-        <w:t>Mei: There is an open request about exactly this. REQ-011.</w:t>
+        <w:t>Mei: There is an open request about exactly this. REQUEST-011.</w:t>
       </w:r>
     </w:p>
     <w:p>
@@ -207,7 +207,7 @@
     </w:p>
     <w:p>
       <w:r>
-        <w:t>Mei: There is a policy that says exactly that. POL-13.</w:t>
+        <w:t>Mei: There is a policy that says exactly that. POLICY-13.</w:t>
       </w:r>
     </w:p>
     <w:p>
@@ -230,7 +230,7 @@
     </w:p>
     <w:p>
       <w:r>
-        <w:t>REQ-011 in the analytics repository is the same question, unanswered since 18 August.</w:t>
+        <w:t>REQUEST-011 in the analytics repository is the same question, unanswered since 18 August.</w:t>
       </w:r>
     </w:p>
     <w:p>
@@ -240,7 +240,7 @@
     </w:p>
     <w:p>
       <w:r>
-        <w:t>definition and version. POL-13 requires it. Nothing does it.</w:t>
+        <w:t>definition and version. POLICY-13 requires it. Nothing does it.</w:t>
       </w:r>
     </w:p>
     <w:sectPr>

--- a/docs/interviews/2026-08-21 Henrik Sole, what I do with them.docx
+++ b/docs/interviews/2026-08-21 Henrik Sole, what I do with them.docx
@@ -37,7 +37,7 @@
     </w:p>
     <w:p>
       <w:r>
-        <w:t>Henrik: I pull three numbers out of it into my renewal model. Attainment, deflection, and</w:t>
+        <w:t>Henrik: I pull three numbers out of it into my renewal model. Attainment, self-service, and</w:t>
       </w:r>
     </w:p>
     <w:p>
@@ -92,7 +92,7 @@
     </w:p>
     <w:p>
       <w:r>
-        <w:t>Henrik: Roughly. Attainment is inside the window over total. Deflection is the automation</w:t>
+        <w:t>Henrik: Roughly. Attainment is inside the window over total. Self-service is the automation</w:t>
       </w:r>
     </w:p>
     <w:p>
@@ -102,7 +102,7 @@
     </w:p>
     <w:p>
       <w:r>
-        <w:t>Mei: Is it? Lucia calls it deflection and you have just called it automation rate.</w:t>
+        <w:t>Mei: Is it? Lucia calls it self-service and you have just called it automation rate.</w:t>
       </w:r>
     </w:p>
     <w:p>
@@ -182,7 +182,7 @@
     </w:p>
     <w:p>
       <w:r>
-        <w:t>Henrik: The deflection thing in August. The July and August figures were computed</w:t>
+        <w:t>Henrik: The self-service thing in August. The July and August figures were computed</w:t>
       </w:r>
     </w:p>
     <w:p>

--- a/docs/interviews/2026-08-21 Henrik Sole, what I do with them.docx
+++ b/docs/interviews/2026-08-21 Henrik Sole, what I do with them.docx
@@ -12,12 +12,12 @@
     </w:p>
     <w:p>
       <w:r>
-        <w:t>Who: Henrik Sole (Henrik Sole), Finance Analyst. He reads the packs; he does not make them.</w:t>
+        <w:t>Who: Henrik Sole, Finance Analyst. He reads the packs; he does not make them.</w:t>
       </w:r>
     </w:p>
     <w:p>
       <w:r>
-        <w:t>Interviewer: Mei Tan (Mei Tan), Head of Engineering.</w:t>
+        <w:t>Interviewer: Mei Tan, Head of Engineering.</w:t>
       </w:r>
     </w:p>
     <w:p>
@@ -225,22 +225,17 @@
     </w:p>
     <w:p>
       <w:r>
-        <w:t>The producer and the consumer disagree about what a word means, and neither knew until asked.</w:t>
+        <w:t>Things to follow up.</w:t>
       </w:r>
     </w:p>
     <w:p>
       <w:r>
-        <w:t>REQUEST-011 in the analytics repository is the same question, unanswered since 18 August.</w:t>
+        <w:t>Henrik and Lucia may not mean the same thing by the same word. Neither has been asked. He says he raised REQUEST-011 about it and heard nothing back.</w:t>
       </w:r>
     </w:p>
     <w:p>
       <w:r>
-        <w:t>Both interviews independently name the same missing control: a figure that carries its</w:t>
-      </w:r>
-    </w:p>
-    <w:p>
-      <w:r>
-        <w:t>definition and version. POLICY-13 requires it. Nothing does it.</w:t>
+        <w:t>Both of them mentioned wanting a figure to say where it came from. Check what POLICY-13 already requires.</w:t>
       </w:r>
     </w:p>
     <w:sectPr>
